--- a/05_Funcional/SPEC_8_Camaras_y_Barrera.docx
+++ b/05_Funcional/SPEC_8_Camaras_y_Barrera.docx
@@ -342,7 +342,7 @@
           <w:b w:val="0"/>
           <w:sz w:val="21"/>
         </w:rPr>
-        <w:t xml:space="preserve"> Lo decidido lo fija </w:t>
+        <w:t xml:space="preserve"> Manda esta spec; </w:t>
       </w:r>
       <w:r>
         <w:rPr>
@@ -356,21 +356,7 @@
           <w:b w:val="0"/>
           <w:sz w:val="21"/>
         </w:rPr>
-        <w:t xml:space="preserve">, que </w:t>
-      </w:r>
-      <w:r>
-        <w:rPr>
-          <w:b/>
-          <w:sz w:val="21"/>
-        </w:rPr>
-        <w:t>gana a este fichero</w:t>
-      </w:r>
-      <w:r>
-        <w:rPr>
-          <w:b w:val="0"/>
-          <w:sz w:val="21"/>
-        </w:rPr>
-        <w:t>; el</w:t>
+        <w:t xml:space="preserve"> es su indice para no volver a preguntar; el</w:t>
       </w:r>
     </w:p>
     <w:p>
@@ -691,14 +677,7 @@
           <w:b/>
           <w:sz w:val="21"/>
         </w:rPr>
-        <w:t>Pasado el retardo, CUALQUIERA de las dos camaras del poste VETA la bajada</w:t>
-      </w:r>
-      <w:r>
-        <w:rPr>
-          <w:b w:val="0"/>
-          <w:sz w:val="21"/>
-        </w:rPr>
-        <w:t xml:space="preserve"> mientras siga viendo</w:t>
+        <w:t>Durante el AMARILLO de cierre la pluma SIGUE ARRIBA, y el retardo cuenta desde el ROJO, no desde el amarillo</w:t>
       </w:r>
     </w:p>
     <w:p>
@@ -710,7 +689,313 @@
           <w:b w:val="0"/>
           <w:sz w:val="21"/>
         </w:rPr>
-        <w:t>algo. Sin consenso: con un AND, una camara muerta anularia el veto para siempre.</w:t>
+        <w:t>(</w:t>
+      </w:r>
+      <w:r>
+        <w:rPr>
+          <w:rFonts w:ascii="Consolas" w:hAnsi="Consolas"/>
+          <w:sz w:val="21"/>
+        </w:rPr>
+        <w:t>D-45</w:t>
+      </w:r>
+      <w:r>
+        <w:rPr>
+          <w:b w:val="0"/>
+          <w:sz w:val="21"/>
+        </w:rPr>
+        <w:t xml:space="preserve">, </w:t>
+      </w:r>
+      <w:r>
+        <w:rPr>
+          <w:rFonts w:ascii="Consolas" w:hAnsi="Consolas"/>
+          <w:sz w:val="21"/>
+        </w:rPr>
+        <w:t>N-174</w:t>
+      </w:r>
+      <w:r>
+        <w:rPr>
+          <w:b w:val="0"/>
+          <w:sz w:val="21"/>
+        </w:rPr>
+        <w:t xml:space="preserve">; construido en </w:t>
+      </w:r>
+      <w:r>
+        <w:rPr>
+          <w:rFonts w:ascii="Consolas" w:hAnsi="Consolas"/>
+          <w:sz w:val="21"/>
+        </w:rPr>
+        <w:t>cda33df</w:t>
+      </w:r>
+      <w:r>
+        <w:rPr>
+          <w:b w:val="0"/>
+          <w:sz w:val="21"/>
+        </w:rPr>
+        <w:t xml:space="preserve">, sin banco; SPEC 1 §3.2). Es la letra de </w:t>
+      </w:r>
+      <w:r>
+        <w:rPr>
+          <w:rFonts w:ascii="Consolas" w:hAnsi="Consolas"/>
+          <w:sz w:val="21"/>
+        </w:rPr>
+        <w:t>D-33</w:t>
+      </w:r>
+      <w:r>
+        <w:rPr>
+          <w:b w:val="0"/>
+          <w:sz w:val="21"/>
+        </w:rPr>
+        <w:t xml:space="preserve"> («3 s despues del rojo»)</w:t>
+      </w:r>
+    </w:p>
+    <w:p>
+      <w:pPr>
+        <w:spacing w:after="120"/>
+      </w:pPr>
+      <w:r>
+        <w:rPr>
+          <w:b w:val="0"/>
+          <w:sz w:val="21"/>
+        </w:rPr>
+        <w:t xml:space="preserve">y de </w:t>
+      </w:r>
+      <w:r>
+        <w:rPr>
+          <w:rFonts w:ascii="Consolas" w:hAnsi="Consolas"/>
+          <w:sz w:val="21"/>
+        </w:rPr>
+        <w:t>D-42</w:t>
+      </w:r>
+      <w:r>
+        <w:rPr>
+          <w:b w:val="0"/>
+          <w:sz w:val="21"/>
+        </w:rPr>
+        <w:t xml:space="preserve"> («retardo del rojo sigue en 3 s»): no las reabre. En </w:t>
+      </w:r>
+      <w:r>
+        <w:rPr>
+          <w:rFonts w:ascii="Consolas" w:hAnsi="Consolas"/>
+          <w:sz w:val="21"/>
+        </w:rPr>
+        <w:t>escribirPines()</w:t>
+      </w:r>
+      <w:r>
+        <w:rPr>
+          <w:b w:val="0"/>
+          <w:sz w:val="21"/>
+        </w:rPr>
+        <w:t xml:space="preserve"> de las dos puntas la condicion</w:t>
+      </w:r>
+    </w:p>
+    <w:p>
+      <w:pPr>
+        <w:spacing w:after="120"/>
+      </w:pPr>
+      <w:r>
+        <w:rPr>
+          <w:rFonts w:ascii="Consolas" w:hAnsi="Consolas"/>
+          <w:sz w:val="21"/>
+        </w:rPr>
+        <w:t>luzPideArriba</w:t>
+      </w:r>
+      <w:r>
+        <w:rPr>
+          <w:b w:val="0"/>
+          <w:sz w:val="21"/>
+        </w:rPr>
+        <w:t xml:space="preserve"> es </w:t>
+      </w:r>
+      <w:r>
+        <w:rPr>
+          <w:rFonts w:ascii="Consolas" w:hAnsi="Consolas"/>
+          <w:sz w:val="21"/>
+        </w:rPr>
+        <w:t>(verde &amp;&amp; !testLedsActivo) || estado == S_FALLO || estado == S_AMARILLO</w:t>
+      </w:r>
+      <w:r>
+        <w:rPr>
+          <w:b w:val="0"/>
+          <w:sz w:val="21"/>
+        </w:rPr>
+        <w:t>: sin el ultimo</w:t>
+      </w:r>
+    </w:p>
+    <w:p>
+      <w:pPr>
+        <w:spacing w:after="120"/>
+      </w:pPr>
+      <w:r>
+        <w:rPr>
+          <w:b w:val="0"/>
+          <w:sz w:val="21"/>
+        </w:rPr>
+        <w:t>termino el retardo empezaria en el amarillo y, con los dos a 3 s, la pluma bajaria en el instante del rojo, que es</w:t>
+      </w:r>
+    </w:p>
+    <w:p>
+      <w:pPr>
+        <w:spacing w:after="120"/>
+      </w:pPr>
+      <w:r>
+        <w:rPr>
+          <w:b w:val="0"/>
+          <w:sz w:val="21"/>
+        </w:rPr>
+        <w:t xml:space="preserve">lo que </w:t>
+      </w:r>
+      <w:r>
+        <w:rPr>
+          <w:rFonts w:ascii="Consolas" w:hAnsi="Consolas"/>
+          <w:sz w:val="21"/>
+        </w:rPr>
+        <w:t>D-33</w:t>
+      </w:r>
+      <w:r>
+        <w:rPr>
+          <w:b w:val="0"/>
+          <w:sz w:val="21"/>
+        </w:rPr>
+        <w:t xml:space="preserve"> vino a quitar. El amarillo del test de lamparas no cuenta: alli </w:t>
+      </w:r>
+      <w:r>
+        <w:rPr>
+          <w:rFonts w:ascii="Consolas" w:hAnsi="Consolas"/>
+          <w:sz w:val="21"/>
+        </w:rPr>
+        <w:t>estado</w:t>
+      </w:r>
+      <w:r>
+        <w:rPr>
+          <w:b w:val="0"/>
+          <w:sz w:val="21"/>
+        </w:rPr>
+        <w:t xml:space="preserve"> sigue en </w:t>
+      </w:r>
+      <w:r>
+        <w:rPr>
+          <w:rFonts w:ascii="Consolas" w:hAnsi="Consolas"/>
+          <w:sz w:val="21"/>
+        </w:rPr>
+        <w:t>S_ROJO</w:t>
+      </w:r>
+      <w:r>
+        <w:rPr>
+          <w:b w:val="0"/>
+          <w:sz w:val="21"/>
+        </w:rPr>
+        <w:t>. Lo</w:t>
+      </w:r>
+    </w:p>
+    <w:p>
+      <w:pPr>
+        <w:spacing w:after="120"/>
+      </w:pPr>
+      <w:r>
+        <w:rPr>
+          <w:b w:val="0"/>
+          <w:sz w:val="21"/>
+        </w:rPr>
+        <w:t xml:space="preserve">ejercen las filas 17, 18 y 19 sobre la salida de motor y </w:t>
+      </w:r>
+      <w:r>
+        <w:rPr>
+          <w:rFonts w:ascii="Consolas" w:hAnsi="Consolas"/>
+          <w:sz w:val="21"/>
+        </w:rPr>
+        <w:t>maestro_09_test_leds</w:t>
+      </w:r>
+      <w:r>
+        <w:rPr>
+          <w:b w:val="0"/>
+          <w:sz w:val="21"/>
+        </w:rPr>
+        <w:t xml:space="preserve"> por texto. El </w:t>
+      </w:r>
+      <w:r>
+        <w:rPr>
+          <w:rFonts w:ascii="Consolas" w:hAnsi="Consolas"/>
+          <w:sz w:val="21"/>
+        </w:rPr>
+        <w:t>static_assert</w:t>
+      </w:r>
+      <w:r>
+        <w:rPr>
+          <w:b w:val="0"/>
+          <w:sz w:val="21"/>
+        </w:rPr>
+        <w:t xml:space="preserve"> de</w:t>
+      </w:r>
+    </w:p>
+    <w:p>
+      <w:pPr>
+        <w:spacing w:after="120"/>
+      </w:pPr>
+      <w:r>
+        <w:rPr>
+          <w:rFonts w:ascii="Consolas" w:hAnsi="Consolas"/>
+          <w:sz w:val="21"/>
+        </w:rPr>
+        <w:t>PLUMA_RETARDO_BAJADA_MS</w:t>
+      </w:r>
+      <w:r>
+        <w:rPr>
+          <w:b w:val="0"/>
+          <w:sz w:val="21"/>
+        </w:rPr>
+        <w:t xml:space="preserve"> contra </w:t>
+      </w:r>
+      <w:r>
+        <w:rPr>
+          <w:rFonts w:ascii="Consolas" w:hAnsi="Consolas"/>
+          <w:sz w:val="21"/>
+        </w:rPr>
+        <w:t>DESPEJE_SEG_MIN</w:t>
+      </w:r>
+      <w:r>
+        <w:rPr>
+          <w:b w:val="0"/>
+          <w:sz w:val="21"/>
+        </w:rPr>
+        <w:t xml:space="preserve"> no cambia, porque el</w:t>
+      </w:r>
+    </w:p>
+    <w:p>
+      <w:pPr>
+        <w:spacing w:after="120"/>
+      </w:pPr>
+      <w:r>
+        <w:rPr>
+          <w:b w:val="0"/>
+          <w:sz w:val="21"/>
+        </w:rPr>
+        <w:t xml:space="preserve">amarillo no resta despeje: tras cada verde la pluma queda arriba </w:t>
+      </w:r>
+      <w:r>
+        <w:rPr>
+          <w:rFonts w:ascii="Consolas" w:hAnsi="Consolas"/>
+          <w:sz w:val="21"/>
+        </w:rPr>
+        <w:t>AMARILLO_SEG</w:t>
+      </w:r>
+      <w:r>
+        <w:rPr>
+          <w:b w:val="0"/>
+          <w:sz w:val="21"/>
+        </w:rPr>
+        <w:t xml:space="preserve"> mas el retardo, y el otro poste</w:t>
+      </w:r>
+    </w:p>
+    <w:p>
+      <w:pPr>
+        <w:spacing w:after="120"/>
+      </w:pPr>
+      <w:r>
+        <w:rPr>
+          <w:b w:val="0"/>
+          <w:sz w:val="21"/>
+        </w:rPr>
+        <w:t>sigue abriendo un despeje entero despues del rojo.</w:t>
       </w:r>
     </w:p>
     <w:p>
@@ -724,6 +1009,150 @@
           <w:b/>
           <w:sz w:val="21"/>
         </w:rPr>
+        <w:t>Pasado el retardo, CUALQUIERA de las dos camaras del poste VETA la bajada</w:t>
+      </w:r>
+      <w:r>
+        <w:rPr>
+          <w:b w:val="0"/>
+          <w:sz w:val="21"/>
+        </w:rPr>
+        <w:t xml:space="preserve"> mientras siga viendo</w:t>
+      </w:r>
+    </w:p>
+    <w:p>
+      <w:pPr>
+        <w:spacing w:after="120"/>
+      </w:pPr>
+      <w:r>
+        <w:rPr>
+          <w:b w:val="0"/>
+          <w:sz w:val="21"/>
+        </w:rPr>
+        <w:t>algo. Sin consenso: con un AND, una camara muerta anularia el veto para siempre.</w:t>
+      </w:r>
+    </w:p>
+    <w:p>
+      <w:pPr>
+        <w:pStyle w:val="ListBullet"/>
+        <w:spacing w:after="60"/>
+        <w:ind w:left="360"/>
+      </w:pPr>
+      <w:r>
+        <w:rPr>
+          <w:b/>
+          <w:sz w:val="21"/>
+        </w:rPr>
+        <w:t>Al soltarse el veto el firmware baja en el instante, pero la camara mantiene su alarma 5 s tras el evento</w:t>
+      </w:r>
+    </w:p>
+    <w:p>
+      <w:pPr>
+        <w:spacing w:after="120"/>
+      </w:pPr>
+      <w:r>
+        <w:rPr>
+          <w:b w:val="0"/>
+          <w:sz w:val="21"/>
+        </w:rPr>
+        <w:t xml:space="preserve">(de fabrica, </w:t>
+      </w:r>
+      <w:r>
+        <w:rPr>
+          <w:rFonts w:ascii="Consolas" w:hAnsi="Consolas"/>
+          <w:sz w:val="21"/>
+        </w:rPr>
+        <w:t>D-42</w:t>
+      </w:r>
+      <w:r>
+        <w:rPr>
+          <w:b w:val="0"/>
+          <w:sz w:val="21"/>
+        </w:rPr>
+        <w:t>): la pluma baja unos 5 s despues de que el objeto salga. Esos 5 s son CONFIGURACION de la</w:t>
+      </w:r>
+    </w:p>
+    <w:p>
+      <w:pPr>
+        <w:spacing w:after="120"/>
+      </w:pPr>
+      <w:r>
+        <w:rPr>
+          <w:b w:val="0"/>
+          <w:sz w:val="21"/>
+        </w:rPr>
+        <w:t>camara. Una camara que avisa DESPUES de los 3 s del rojo encuentra la pluma ya abajo y no la sube.</w:t>
+      </w:r>
+    </w:p>
+    <w:p>
+      <w:pPr>
+        <w:pStyle w:val="ListBullet"/>
+        <w:spacing w:after="60"/>
+        <w:ind w:left="360"/>
+      </w:pPr>
+      <w:r>
+        <w:rPr>
+          <w:b/>
+          <w:sz w:val="21"/>
+        </w:rPr>
+        <w:t>Que ve la camara es CONFIGURACION, no firmware (`D-39`):</w:t>
+      </w:r>
+      <w:r>
+        <w:rPr>
+          <w:b w:val="0"/>
+          <w:sz w:val="21"/>
+        </w:rPr>
+        <w:t xml:space="preserve"> las cuatro detectan Vehiculo </w:t>
+      </w:r>
+      <w:r>
+        <w:rPr>
+          <w:b/>
+          <w:sz w:val="21"/>
+        </w:rPr>
+        <w:t>y</w:t>
+      </w:r>
+      <w:r>
+        <w:rPr>
+          <w:b w:val="0"/>
+          <w:sz w:val="21"/>
+        </w:rPr>
+        <w:t xml:space="preserve"> Humano, con</w:t>
+      </w:r>
+    </w:p>
+    <w:p>
+      <w:pPr>
+        <w:spacing w:after="120"/>
+      </w:pPr>
+      <w:r>
+        <w:rPr>
+          <w:b w:val="0"/>
+          <w:sz w:val="21"/>
+        </w:rPr>
+        <w:t>sensibilidad 50 %, que se reajusta en campo con el enfoque. Precio aceptado: alguien parado en el barrido deja la</w:t>
+      </w:r>
+    </w:p>
+    <w:p>
+      <w:pPr>
+        <w:spacing w:after="120"/>
+      </w:pPr>
+      <w:r>
+        <w:rPr>
+          <w:b w:val="0"/>
+          <w:sz w:val="21"/>
+        </w:rPr>
+        <w:t>pluma arriba, y se avisa (§3).</w:t>
+      </w:r>
+    </w:p>
+    <w:p>
+      <w:pPr>
+        <w:pStyle w:val="ListBullet"/>
+        <w:spacing w:after="60"/>
+        <w:ind w:left="360"/>
+      </w:pPr>
+      <w:r>
+        <w:rPr>
+          <w:b/>
+          <w:sz w:val="21"/>
+        </w:rPr>
         <w:t>El veto es LOCAL y no para el ciclo.</w:t>
       </w:r>
       <w:r>
@@ -2107,6 +2536,112 @@
     </w:p>
     <w:p>
       <w:pPr>
+        <w:spacing w:after="120"/>
+      </w:pPr>
+      <w:r>
+        <w:rPr>
+          <w:b w:val="0"/>
+          <w:sz w:val="21"/>
+        </w:rPr>
+        <w:t xml:space="preserve">**El plazo de </w:t>
+      </w:r>
+      <w:r>
+        <w:rPr>
+          <w:rFonts w:ascii="Consolas" w:hAnsi="Consolas"/>
+          <w:sz w:val="21"/>
+        </w:rPr>
+        <w:t>CAM_CIEGA</w:t>
+      </w:r>
+      <w:r>
+        <w:rPr>
+          <w:b w:val="0"/>
+          <w:sz w:val="21"/>
+        </w:rPr>
+        <w:t xml:space="preserve"> es de 24 h de PASO ABIERTO sin flanco (</w:t>
+      </w:r>
+      <w:r>
+        <w:rPr>
+          <w:rFonts w:ascii="Consolas" w:hAnsi="Consolas"/>
+          <w:sz w:val="21"/>
+        </w:rPr>
+        <w:t>D-24</w:t>
+      </w:r>
+      <w:r>
+        <w:rPr>
+          <w:b w:val="0"/>
+          <w:sz w:val="21"/>
+        </w:rPr>
+        <w:t xml:space="preserve">, </w:t>
+      </w:r>
+      <w:r>
+        <w:rPr>
+          <w:rFonts w:ascii="Consolas" w:hAnsi="Consolas"/>
+          <w:sz w:val="21"/>
+        </w:rPr>
+        <w:t>CAM_CIEGA_MS</w:t>
+      </w:r>
+      <w:r>
+        <w:rPr>
+          <w:b w:val="0"/>
+          <w:sz w:val="21"/>
+        </w:rPr>
+        <w:t xml:space="preserve"> en </w:t>
+      </w:r>
+      <w:r>
+        <w:rPr>
+          <w:rFonts w:ascii="Consolas" w:hAnsi="Consolas"/>
+          <w:sz w:val="21"/>
+        </w:rPr>
+        <w:t>botones.cpp</w:t>
+      </w:r>
+      <w:r>
+        <w:rPr>
+          <w:b w:val="0"/>
+          <w:sz w:val="21"/>
+        </w:rPr>
+        <w:t xml:space="preserve"> de las dos</w:t>
+      </w:r>
+    </w:p>
+    <w:p>
+      <w:pPr>
+        <w:spacing w:after="120"/>
+      </w:pPr>
+      <w:r>
+        <w:rPr>
+          <w:b w:val="0"/>
+          <w:sz w:val="21"/>
+        </w:rPr>
+        <w:t>puntas; construido, no ejercido en su tiempo real):** cuenta tiempo con la pluma arriba, no de reloj, y tiene que ser</w:t>
+      </w:r>
+    </w:p>
+    <w:p>
+      <w:pPr>
+        <w:spacing w:after="120"/>
+      </w:pPr>
+      <w:r>
+        <w:rPr>
+          <w:b w:val="0"/>
+          <w:sz w:val="21"/>
+        </w:rPr>
+        <w:t xml:space="preserve">mayor que </w:t>
+      </w:r>
+      <w:r>
+        <w:rPr>
+          <w:rFonts w:ascii="Consolas" w:hAnsi="Consolas"/>
+          <w:sz w:val="21"/>
+        </w:rPr>
+        <w:t>CAM_PEGADA_MS</w:t>
+      </w:r>
+      <w:r>
+        <w:rPr>
+          <w:b w:val="0"/>
+          <w:sz w:val="21"/>
+        </w:rPr>
+        <w:t xml:space="preserve"> para que un contacto trabado no se anuncie como camara ciega.</w:t>
+      </w:r>
+    </w:p>
+    <w:p>
+      <w:pPr>
         <w:spacing w:before="280" w:after="120"/>
         <w:jc w:val="center"/>
       </w:pPr>
@@ -2316,7 +2851,47 @@
           <w:b w:val="0"/>
           <w:sz w:val="21"/>
         </w:rPr>
-        <w:t>.</w:t>
+        <w:t xml:space="preserve">. Desde </w:t>
+      </w:r>
+      <w:r>
+        <w:rPr>
+          <w:rFonts w:ascii="Consolas" w:hAnsi="Consolas"/>
+          <w:sz w:val="21"/>
+        </w:rPr>
+        <w:t>D-45</w:t>
+      </w:r>
+      <w:r>
+        <w:rPr>
+          <w:b w:val="0"/>
+          <w:sz w:val="21"/>
+        </w:rPr>
+        <w:t xml:space="preserve"> (</w:t>
+      </w:r>
+      <w:r>
+        <w:rPr>
+          <w:rFonts w:ascii="Consolas" w:hAnsi="Consolas"/>
+          <w:sz w:val="21"/>
+        </w:rPr>
+        <w:t>cda33df</w:t>
+      </w:r>
+      <w:r>
+        <w:rPr>
+          <w:b w:val="0"/>
+          <w:sz w:val="21"/>
+        </w:rPr>
+        <w:t>) sigue arriba tambien durante el amarillo de cierre (§1); el paso de</w:t>
+      </w:r>
+    </w:p>
+    <w:p>
+      <w:pPr>
+        <w:spacing w:after="120"/>
+      </w:pPr>
+      <w:r>
+        <w:rPr>
+          <w:b w:val="0"/>
+          <w:sz w:val="21"/>
+        </w:rPr>
+        <w:t>verde a ambar intermitente no cambia: la pluma sigue arriba sin interrupcion.</w:t>
       </w:r>
     </w:p>
     <w:p>
@@ -3974,6 +4549,20 @@
           <w:rFonts w:ascii="Consolas" w:hAnsi="Consolas"/>
           <w:sz w:val="21"/>
         </w:rPr>
+        <w:t>D-24</w:t>
+      </w:r>
+      <w:r>
+        <w:rPr>
+          <w:b w:val="0"/>
+          <w:sz w:val="21"/>
+        </w:rPr>
+        <w:t xml:space="preserve">, </w:t>
+      </w:r>
+      <w:r>
+        <w:rPr>
+          <w:rFonts w:ascii="Consolas" w:hAnsi="Consolas"/>
+          <w:sz w:val="21"/>
+        </w:rPr>
         <w:t>D-25</w:t>
       </w:r>
       <w:r>
@@ -4009,7 +4598,35 @@
           <w:b w:val="0"/>
           <w:sz w:val="21"/>
         </w:rPr>
-        <w:t>. Abiertas que nombra</w:t>
+        <w:t xml:space="preserve">, </w:t>
+      </w:r>
+      <w:r>
+        <w:rPr>
+          <w:rFonts w:ascii="Consolas" w:hAnsi="Consolas"/>
+          <w:sz w:val="21"/>
+        </w:rPr>
+        <w:t>D-39</w:t>
+      </w:r>
+      <w:r>
+        <w:rPr>
+          <w:b w:val="0"/>
+          <w:sz w:val="21"/>
+        </w:rPr>
+        <w:t xml:space="preserve">, </w:t>
+      </w:r>
+      <w:r>
+        <w:rPr>
+          <w:rFonts w:ascii="Consolas" w:hAnsi="Consolas"/>
+          <w:sz w:val="21"/>
+        </w:rPr>
+        <w:t>D-42</w:t>
+      </w:r>
+      <w:r>
+        <w:rPr>
+          <w:b w:val="0"/>
+          <w:sz w:val="21"/>
+        </w:rPr>
+        <w:t>. Abiertas</w:t>
       </w:r>
     </w:p>
     <w:p>
@@ -4021,7 +4638,7 @@
           <w:b w:val="0"/>
           <w:sz w:val="21"/>
         </w:rPr>
-        <w:t xml:space="preserve">sin resolver: </w:t>
+        <w:t xml:space="preserve">que nombra sin resolver: </w:t>
       </w:r>
       <w:r>
         <w:rPr>
@@ -4075,7 +4692,7 @@
           <w:b w:val="0"/>
           <w:sz w:val="21"/>
         </w:rPr>
-        <w:t>, del cliente y el PMT el 27/08/2026 (§5).** Lo decidido lo fija</w:t>
+        <w:t>, del cliente y el PMT el 27/08/2026 (§5).** Manda esta spec;</w:t>
       </w:r>
     </w:p>
     <w:p>
@@ -4094,21 +4711,7 @@
           <w:b w:val="0"/>
           <w:sz w:val="21"/>
         </w:rPr>
-        <w:t xml:space="preserve">, que </w:t>
-      </w:r>
-      <w:r>
-        <w:rPr>
-          <w:b/>
-          <w:sz w:val="21"/>
-        </w:rPr>
-        <w:t>gana a este fichero</w:t>
-      </w:r>
-      <w:r>
-        <w:rPr>
-          <w:b w:val="0"/>
-          <w:sz w:val="21"/>
-        </w:rPr>
-        <w:t xml:space="preserve">; el cobre, </w:t>
+        <w:t xml:space="preserve"> es su indice; el cobre, </w:t>
       </w:r>
       <w:r>
         <w:rPr>
